--- a/app/modules/sam_report/assets/report_template.docx
+++ b/app/modules/sam_report/assets/report_template.docx
@@ -1609,7 +1609,7 @@
           <w:rFonts w:ascii="Jost" w:hAnsi="Jost"/>
           <w:sz w:val="22"/>
         </w:rPr>
-        <w:t>Module Datasheet</w:t>
+        <w:t>Module Datasheet: «MODULE_MODEL»</w:t>
       </w:r>
     </w:p>
     <w:p>
@@ -1636,7 +1636,7 @@
           <w:rFonts w:ascii="Jost" w:hAnsi="Jost"/>
           <w:sz w:val="22"/>
         </w:rPr>
-        <w:t xml:space="preserve">Inverter Datasheet </w:t>
+        <w:t xml:space="preserve">Inverter Datasheet: «INVERTER_MODEL»</w:t>
       </w:r>
     </w:p>
     <w:p>
@@ -1690,7 +1690,7 @@
           <w:rFonts w:ascii="Jost" w:hAnsi="Jost"/>
           <w:sz w:val="22"/>
         </w:rPr>
-        <w:t>Weather Data:</w:t>
+        <w:t>Weather Data: «WEATHER_FILE»</w:t>
       </w:r>
     </w:p>
     <w:p>

--- a/app/modules/sam_report/assets/report_template.docx
+++ b/app/modules/sam_report/assets/report_template.docx
@@ -3015,7 +3015,8 @@
       </w:tc>
       <w:tc>
         <w:tcPr>
-          <w:tcW w:w="1080" w:type="dxa"/>
+          <w:tcW w:w="4502" w:type="dxa"/>
+          <w:gridSpan w:val="4"/>
           <w:tcBorders>
             <w:top w:val="single" w:sz="6" w:space="0" w:color="auto"/>
             <w:left w:val="single" w:sz="6" w:space="0" w:color="auto"/>
@@ -3039,134 +3040,8 @@
               <w:b/>
               <w:sz w:val="13"/>
             </w:rPr>
-            <w:t>0</w:t>
+            <w:t>«REVISION»</w:t>
           </w:r>
-        </w:p>
-        <w:p>
-          <w:pPr>
-            <w:spacing w:line="240" w:lineRule="exact"/>
-            <w:rPr>
-              <w:rFonts w:ascii="Jost" w:hAnsi="Jost" w:cs="Jost"/>
-              <w:b/>
-            </w:rPr>
-          </w:pPr>
-        </w:p>
-      </w:tc>
-      <w:tc>
-        <w:tcPr>
-          <w:tcW w:w="1125" w:type="dxa"/>
-          <w:tcBorders>
-            <w:top w:val="single" w:sz="6" w:space="0" w:color="auto"/>
-            <w:left w:val="single" w:sz="6" w:space="0" w:color="auto"/>
-            <w:bottom w:val="single" w:sz="6" w:space="0" w:color="auto"/>
-            <w:right w:val="single" w:sz="6" w:space="0" w:color="auto"/>
-          </w:tcBorders>
-        </w:tcPr>
-        <w:p>
-          <w:pPr>
-            <w:spacing w:line="240" w:lineRule="exact"/>
-            <w:jc w:val="center"/>
-            <w:rPr>
-              <w:rFonts w:ascii="Jost" w:hAnsi="Jost" w:cs="Jost"/>
-              <w:b/>
-              <w:sz w:val="13"/>
-            </w:rPr>
-          </w:pPr>
-          <w:r>
-            <w:rPr>
-              <w:rFonts w:ascii="Jost" w:hAnsi="Jost" w:cs="Jost"/>
-              <w:b/>
-              <w:sz w:val="13"/>
-            </w:rPr>
-            <w:t>1</w:t>
-          </w:r>
-        </w:p>
-        <w:p>
-          <w:pPr>
-            <w:spacing w:line="240" w:lineRule="exact"/>
-            <w:rPr>
-              <w:rFonts w:ascii="Jost" w:hAnsi="Jost" w:cs="Jost"/>
-              <w:b/>
-            </w:rPr>
-          </w:pPr>
-        </w:p>
-      </w:tc>
-      <w:tc>
-        <w:tcPr>
-          <w:tcW w:w="1217" w:type="dxa"/>
-          <w:tcBorders>
-            <w:top w:val="single" w:sz="6" w:space="0" w:color="auto"/>
-            <w:left w:val="single" w:sz="6" w:space="0" w:color="auto"/>
-            <w:bottom w:val="single" w:sz="6" w:space="0" w:color="auto"/>
-            <w:right w:val="single" w:sz="6" w:space="0" w:color="auto"/>
-          </w:tcBorders>
-        </w:tcPr>
-        <w:p>
-          <w:pPr>
-            <w:spacing w:line="240" w:lineRule="exact"/>
-            <w:jc w:val="center"/>
-            <w:rPr>
-              <w:rFonts w:ascii="Jost" w:hAnsi="Jost" w:cs="Jost"/>
-              <w:b/>
-              <w:sz w:val="13"/>
-            </w:rPr>
-          </w:pPr>
-          <w:r>
-            <w:rPr>
-              <w:rFonts w:ascii="Jost" w:hAnsi="Jost" w:cs="Jost"/>
-              <w:b/>
-              <w:sz w:val="13"/>
-            </w:rPr>
-            <w:t>2</w:t>
-          </w:r>
-        </w:p>
-        <w:p>
-          <w:pPr>
-            <w:spacing w:line="240" w:lineRule="exact"/>
-            <w:rPr>
-              <w:rFonts w:ascii="Jost" w:hAnsi="Jost" w:cs="Jost"/>
-              <w:b/>
-            </w:rPr>
-          </w:pPr>
-        </w:p>
-      </w:tc>
-      <w:tc>
-        <w:tcPr>
-          <w:tcW w:w="1080" w:type="dxa"/>
-          <w:tcBorders>
-            <w:top w:val="single" w:sz="6" w:space="0" w:color="auto"/>
-            <w:left w:val="single" w:sz="6" w:space="0" w:color="auto"/>
-            <w:bottom w:val="single" w:sz="6" w:space="0" w:color="auto"/>
-            <w:right w:val="single" w:sz="6" w:space="0" w:color="auto"/>
-          </w:tcBorders>
-        </w:tcPr>
-        <w:p>
-          <w:pPr>
-            <w:spacing w:line="240" w:lineRule="exact"/>
-            <w:jc w:val="center"/>
-            <w:rPr>
-              <w:rFonts w:ascii="Jost" w:hAnsi="Jost" w:cs="Jost"/>
-              <w:b/>
-            </w:rPr>
-          </w:pPr>
-          <w:r>
-            <w:rPr>
-              <w:rFonts w:ascii="Jost" w:hAnsi="Jost" w:cs="Jost"/>
-              <w:b/>
-              <w:sz w:val="13"/>
-            </w:rPr>
-            <w:t>3</w:t>
-          </w:r>
-        </w:p>
-        <w:p>
-          <w:pPr>
-            <w:spacing w:line="240" w:lineRule="exact"/>
-            <w:jc w:val="center"/>
-            <w:rPr>
-              <w:rFonts w:ascii="Jost" w:hAnsi="Jost" w:cs="Jost"/>
-              <w:b/>
-            </w:rPr>
-          </w:pPr>
         </w:p>
       </w:tc>
       <w:tc>

--- a/app/modules/sam_report/assets/report_template.docx
+++ b/app/modules/sam_report/assets/report_template.docx
@@ -58,14 +58,14 @@
                 <w:pPr>
                   <w:spacing w:line="276" w:lineRule="auto"/>
                   <w:rPr>
-                    <w:rFonts w:ascii="Microsoft Sans Serif" w:hAnsi="Microsoft Sans Serif"/>
+                    <w:rFonts w:ascii="Jost" w:hAnsi="Jost"/>
                     <w:color w:val="FFFFFF"/>
                     <w:sz w:val="22"/>
                   </w:rPr>
                 </w:pPr>
                 <w:r>
                   <w:rPr>
-                    <w:rFonts w:ascii="Microsoft Sans Serif" w:hAnsi="Microsoft Sans Serif"/>
+                    <w:rFonts w:ascii="Jost" w:hAnsi="Jost"/>
                     <w:noProof/>
                     <w:color w:val="FFFFFF"/>
                     <w:sz w:val="22"/>
@@ -141,7 +141,7 @@
                 <w:pPr>
                   <w:spacing w:line="276" w:lineRule="auto"/>
                   <w:rPr>
-                    <w:rFonts w:ascii="Microsoft Sans Serif" w:hAnsi="Microsoft Sans Serif"/>
+                    <w:rFonts w:ascii="Jost" w:hAnsi="Jost"/>
                     <w:color w:val="FFFFFF"/>
                     <w:sz w:val="22"/>
                   </w:rPr>
@@ -151,7 +151,7 @@
                 <w:pPr>
                   <w:spacing w:line="276" w:lineRule="auto"/>
                   <w:rPr>
-                    <w:rFonts w:ascii="Microsoft Sans Serif" w:hAnsi="Microsoft Sans Serif"/>
+                    <w:rFonts w:ascii="Jost" w:hAnsi="Jost"/>
                     <w:color w:val="FFFFFF"/>
                     <w:sz w:val="22"/>
                   </w:rPr>
@@ -160,7 +160,7 @@
                 <w:bookmarkEnd w:id="0"/>
                 <w:r>
                   <w:rPr>
-                    <w:rFonts w:ascii="Microsoft Sans Serif" w:hAnsi="Microsoft Sans Serif"/>
+                    <w:rFonts w:ascii="Jost" w:hAnsi="Jost"/>
                     <w:noProof/>
                     <w:color w:val="FFFFFF"/>
                     <w:sz w:val="22"/>
@@ -457,7 +457,7 @@
                 <w:pPr>
                   <w:spacing w:line="276" w:lineRule="auto"/>
                   <w:rPr>
-                    <w:rFonts w:ascii="Microsoft Sans Serif" w:hAnsi="Microsoft Sans Serif"/>
+                    <w:rFonts w:ascii="Jost" w:hAnsi="Jost"/>
                     <w:noProof/>
                     <w:color w:val="FFFFFF"/>
                     <w:sz w:val="22"/>
@@ -465,7 +465,7 @@
                 </w:pPr>
                 <w:r>
                   <w:rPr>
-                    <w:rFonts w:ascii="Microsoft Sans Serif" w:hAnsi="Microsoft Sans Serif"/>
+                    <w:rFonts w:ascii="Jost" w:hAnsi="Jost"/>
                     <w:noProof/>
                     <w:color w:val="FFFFFF"/>
                     <w:sz w:val="22"/>
@@ -944,7 +944,7 @@
                 <w:pPr>
                   <w:spacing w:line="276" w:lineRule="auto"/>
                   <w:rPr>
-                    <w:rFonts w:ascii="Microsoft Sans Serif" w:hAnsi="Microsoft Sans Serif"/>
+                    <w:rFonts w:ascii="Jost" w:hAnsi="Jost"/>
                     <w:noProof/>
                     <w:color w:val="FFFFFF"/>
                     <w:sz w:val="22"/>
@@ -6085,7 +6085,7 @@
       <w:shd w:val="clear" w:color="auto" w:fill="000080"/>
     </w:pPr>
     <w:rPr>
-      <w:rFonts w:ascii="Tahoma" w:hAnsi="Tahoma"/>
+      <w:rFonts w:ascii="Jost" w:hAnsi="Jost"/>
     </w:rPr>
   </w:style>
   <w:style w:type="paragraph" w:styleId="BodyTextIndent2">
@@ -6250,7 +6250,7 @@
     <w:unhideWhenUsed/>
     <w:rsid w:val="004B2BDC"/>
     <w:rPr>
-      <w:rFonts w:ascii="Segoe UI" w:hAnsi="Segoe UI" w:cs="Segoe UI"/>
+      <w:rFonts w:ascii="Jost" w:hAnsi="Jost" w:cs="Jost"/>
       <w:sz w:val="18"/>
       <w:szCs w:val="18"/>
     </w:rPr>
@@ -6262,7 +6262,7 @@
     <w:semiHidden/>
     <w:rsid w:val="004B2BDC"/>
     <w:rPr>
-      <w:rFonts w:ascii="Segoe UI" w:hAnsi="Segoe UI" w:cs="Segoe UI"/>
+      <w:rFonts w:ascii="Jost" w:hAnsi="Jost" w:cs="Jost"/>
       <w:sz w:val="18"/>
       <w:szCs w:val="18"/>
     </w:rPr>
@@ -6490,7 +6490,7 @@
     </a:clrScheme>
     <a:fontScheme name="Office">
       <a:majorFont>
-        <a:latin typeface="Calibri Light" panose="020F0302020204030204"/>
+        <a:latin typeface="Jost" panose="020F0302020204030204"/>
         <a:ea typeface=""/>
         <a:cs typeface=""/>
         <a:font script="Jpan" typeface="游ゴシック Light"/>
@@ -6542,7 +6542,7 @@
         <a:font script="Tfng" typeface="Ebrima"/>
       </a:majorFont>
       <a:minorFont>
-        <a:latin typeface="Calibri" panose="020F0502020204030204"/>
+        <a:latin typeface="Jost" panose="020F0502020204030204"/>
         <a:ea typeface=""/>
         <a:cs typeface=""/>
         <a:font script="Jpan" typeface="游明朝"/>

--- a/app/modules/sam_report/assets/report_template.docx
+++ b/app/modules/sam_report/assets/report_template.docx
@@ -2496,27 +2496,6 @@
           <w:sz w:val="20"/>
         </w:rPr>
       </w:pPr>
-      <w:r>
-        <w:fldChar w:fldCharType="begin"/>
-        <w:instrText xml:space="preserve"> LINK Excel.Sheet.12 "Book1" "Sheet1!R1C1:R30C9" \a \f 4 \h </w:instrText>
-        <w:fldChar w:fldCharType="separate"/>
-      </w:r>
-    </w:p>
-    <w:p>
-      <w:pPr>
-        <w:spacing w:after="160" w:line="259" w:lineRule="auto"/>
-        <w:rPr>
-          <w:rFonts w:ascii="Jost" w:hAnsi="Jost"/>
-          <w:sz w:val="22"/>
-        </w:rPr>
-      </w:pPr>
-      <w:r>
-        <w:rPr>
-          <w:rFonts w:ascii="Jost" w:hAnsi="Jost"/>
-          <w:sz w:val="22"/>
-        </w:rPr>
-        <w:fldChar w:fldCharType="end"/>
-      </w:r>
     </w:p>
     <w:sectPr>
       <w:headerReference w:type="default" r:id="rId9"/>

--- a/app/modules/sam_report/assets/report_template.docx
+++ b/app/modules/sam_report/assets/report_template.docx
@@ -971,6 +971,11 @@
         </w:p>
       </w:sdtContent>
     </w:sdt>
+    <w:p>
+      <w:r>
+        <w:br w:type="page"/>
+      </w:r>
+    </w:p>
     <w:p>
       <w:pPr>
         <w:pStyle w:val="TOC1"/>

--- a/app/modules/sam_report/assets/report_template.docx
+++ b/app/modules/sam_report/assets/report_template.docx
@@ -1508,7 +1508,7 @@
           <w:rFonts w:ascii="Jost" w:hAnsi="Jost"/>
           <w:sz w:val="22"/>
         </w:rPr>
-        <w:t>Site-specific information, including the module model, DC/AC ratio, ground coverage ratio (GCR), and inverter model, was provided by the client. Using these parameters, a SAM model was developed, and «NUM_RUNS» simulations were conducted based on available data from «YEAR_START» to «YEAR_END». The maximum Voc for each year was calculated, and the worst-case scenario was identified and presented as the output. A similar method was applied to evaluate Isc; however, the current was determined using a three-hour rolling average</w:t>
+        <w:t>Site-specific information, including the module model, DC/AC ratio, ground coverage ratio (GCR), and inverter model, was provided by the client. Using these parameters, a SAM model was developed, and «NUM_RUNS» simulations were conducted based on available data from «YEAR_START» to «YEAR_END». The maximum Voc for each year was calculated, and the worst-case scenario was identified and presented as the output. A similar method was applied to evaluate Isc; however, the current was determined using a three-hour rolling average.</w:t>
       </w:r>
       <w:r>
         <w:t xml:space="preserve"> </w:t>
@@ -1518,7 +1518,7 @@
           <w:rFonts w:ascii="Jost" w:hAnsi="Jost"/>
           <w:sz w:val="22"/>
         </w:rPr>
-        <w:t>First, the three-hour rolling average of inverter current values was calculated, and then the maximum value of this average was identified and presented as the output.</w:t>
+        <w:t>First, the rolling average of the inverter current values was calculated, and then the maximum value of this average was identified and presented as the output.</w:t>
       </w:r>
     </w:p>
     <w:p>

--- a/app/modules/sam_report/assets/report_template.docx
+++ b/app/modules/sam_report/assets/report_template.docx
@@ -1614,7 +1614,7 @@
           <w:rFonts w:ascii="Jost" w:hAnsi="Jost"/>
           <w:sz w:val="22"/>
         </w:rPr>
-        <w:t>Module Datasheet: «MODULE_MODEL»</w:t>
+        <w:t>Module Datasheet: «MODULE_DATASHEET»</w:t>
       </w:r>
     </w:p>
     <w:p>
